--- a/day5.docx
+++ b/day5.docx
@@ -4,6 +4,77 @@
   <w:body>
     <w:p>
       <w:r>
+        <w:rPr>
+          <w:noProof/>
+        </w:rPr>
+        <w:drawing>
+          <wp:inline distT="0" distB="0" distL="0" distR="0" wp14:anchorId="4876A3B5" wp14:editId="111AA4E6">
+            <wp:extent cx="5731510" cy="3223895"/>
+            <wp:effectExtent l="0" t="0" r="2540" b="0"/>
+            <wp:docPr id="1853677324" name="Picture 1"/>
+            <wp:cNvGraphicFramePr>
+              <a:graphicFrameLocks xmlns:a="http://schemas.openxmlformats.org/drawingml/2006/main" noChangeAspect="1"/>
+            </wp:cNvGraphicFramePr>
+            <a:graphic xmlns:a="http://schemas.openxmlformats.org/drawingml/2006/main">
+              <a:graphicData uri="http://schemas.openxmlformats.org/drawingml/2006/picture">
+                <pic:pic xmlns:pic="http://schemas.openxmlformats.org/drawingml/2006/picture">
+                  <pic:nvPicPr>
+                    <pic:cNvPr id="0" name="Picture 1"/>
+                    <pic:cNvPicPr>
+                      <a:picLocks noChangeAspect="1" noChangeArrowheads="1"/>
+                    </pic:cNvPicPr>
+                  </pic:nvPicPr>
+                  <pic:blipFill>
+                    <a:blip r:embed="rId4" cstate="print">
+                      <a:extLst>
+                        <a:ext uri="{28A0092B-C50C-407E-A947-70E740481C1C}">
+                          <a14:useLocalDpi xmlns:a14="http://schemas.microsoft.com/office/drawing/2010/main" val="0"/>
+                        </a:ext>
+                      </a:extLst>
+                    </a:blip>
+                    <a:srcRect/>
+                    <a:stretch>
+                      <a:fillRect/>
+                    </a:stretch>
+                  </pic:blipFill>
+                  <pic:spPr bwMode="auto">
+                    <a:xfrm>
+                      <a:off x="0" y="0"/>
+                      <a:ext cx="5731510" cy="3223895"/>
+                    </a:xfrm>
+                    <a:prstGeom prst="rect">
+                      <a:avLst/>
+                    </a:prstGeom>
+                    <a:noFill/>
+                    <a:ln>
+                      <a:noFill/>
+                    </a:ln>
+                  </pic:spPr>
+                </pic:pic>
+              </a:graphicData>
+            </a:graphic>
+          </wp:inline>
+        </w:drawing>
+      </w:r>
+      <w:r>
+        <w:br/>
+      </w:r>
+      <w:r>
+        <w:br/>
+      </w:r>
+      <w:r>
+        <w:br/>
+      </w:r>
+      <w:r>
+        <w:br/>
+      </w:r>
+      <w:r>
+        <w:br/>
+      </w:r>
+      <w:r>
+        <w:br/>
+      </w:r>
+      <w:r>
         <w:t>pipeline {</w:t>
       </w:r>
     </w:p>
@@ -20,7 +91,15 @@
     </w:p>
     <w:p>
       <w:r>
-        <w:t xml:space="preserve">        stage('scm') {</w:t>
+        <w:t xml:space="preserve">        stage('</w:t>
+      </w:r>
+      <w:proofErr w:type="spellStart"/>
+      <w:r>
+        <w:t>scm</w:t>
+      </w:r>
+      <w:proofErr w:type="spellEnd"/>
+      <w:r>
+        <w:t>') {</w:t>
       </w:r>
     </w:p>
     <w:p>
@@ -45,7 +124,15 @@
     </w:p>
     <w:p>
       <w:r>
-        <w:t xml:space="preserve">        stage('builb-clean') {</w:t>
+        <w:t xml:space="preserve">        stage('</w:t>
+      </w:r>
+      <w:proofErr w:type="spellStart"/>
+      <w:r>
+        <w:t>builb</w:t>
+      </w:r>
+      <w:proofErr w:type="spellEnd"/>
+      <w:r>
+        <w:t>-clean') {</w:t>
       </w:r>
     </w:p>
     <w:p>
@@ -55,7 +142,23 @@
     </w:p>
     <w:p>
       <w:r>
-        <w:t xml:space="preserve">               sh "mvn clean"</w:t>
+        <w:t xml:space="preserve">               </w:t>
+      </w:r>
+      <w:proofErr w:type="spellStart"/>
+      <w:r>
+        <w:t>sh</w:t>
+      </w:r>
+      <w:proofErr w:type="spellEnd"/>
+      <w:r>
+        <w:t xml:space="preserve"> "</w:t>
+      </w:r>
+      <w:proofErr w:type="spellStart"/>
+      <w:r>
+        <w:t>mvn</w:t>
+      </w:r>
+      <w:proofErr w:type="spellEnd"/>
+      <w:r>
+        <w:t xml:space="preserve"> clean"</w:t>
       </w:r>
     </w:p>
     <w:p>
@@ -70,6 +173,7 @@
     </w:p>
     <w:p>
       <w:r>
+        <w:lastRenderedPageBreak/>
         <w:t xml:space="preserve">        stage('build-validate') {</w:t>
       </w:r>
     </w:p>
@@ -80,7 +184,23 @@
     </w:p>
     <w:p>
       <w:r>
-        <w:t xml:space="preserve">               sh "mvn validate"</w:t>
+        <w:t xml:space="preserve">               </w:t>
+      </w:r>
+      <w:proofErr w:type="spellStart"/>
+      <w:r>
+        <w:t>sh</w:t>
+      </w:r>
+      <w:proofErr w:type="spellEnd"/>
+      <w:r>
+        <w:t xml:space="preserve"> "</w:t>
+      </w:r>
+      <w:proofErr w:type="spellStart"/>
+      <w:r>
+        <w:t>mvn</w:t>
+      </w:r>
+      <w:proofErr w:type="spellEnd"/>
+      <w:r>
+        <w:t xml:space="preserve"> validate"</w:t>
       </w:r>
     </w:p>
     <w:p>
@@ -105,7 +225,23 @@
     </w:p>
     <w:p>
       <w:r>
-        <w:t xml:space="preserve">               sh "mvn compile"</w:t>
+        <w:t xml:space="preserve">               </w:t>
+      </w:r>
+      <w:proofErr w:type="spellStart"/>
+      <w:r>
+        <w:t>sh</w:t>
+      </w:r>
+      <w:proofErr w:type="spellEnd"/>
+      <w:r>
+        <w:t xml:space="preserve"> "</w:t>
+      </w:r>
+      <w:proofErr w:type="spellStart"/>
+      <w:r>
+        <w:t>mvn</w:t>
+      </w:r>
+      <w:proofErr w:type="spellEnd"/>
+      <w:r>
+        <w:t xml:space="preserve"> compile"</w:t>
       </w:r>
     </w:p>
     <w:p>
@@ -131,37 +267,511 @@
     </w:p>
     <w:p>
       <w:r>
-        <w:t xml:space="preserve">               sh "mvn test"</w:t>
-      </w:r>
-    </w:p>
-    <w:p>
+        <w:t xml:space="preserve">               </w:t>
+      </w:r>
+      <w:proofErr w:type="spellStart"/>
+      <w:r>
+        <w:t>sh</w:t>
+      </w:r>
+      <w:proofErr w:type="spellEnd"/>
+      <w:r>
+        <w:t xml:space="preserve"> "</w:t>
+      </w:r>
+      <w:proofErr w:type="spellStart"/>
+      <w:r>
+        <w:t>mvn</w:t>
+      </w:r>
+      <w:proofErr w:type="spellEnd"/>
+      <w:r>
+        <w:t xml:space="preserve"> test"</w:t>
+      </w:r>
+    </w:p>
+    <w:p>
+      <w:r>
+        <w:t>}</w:t>
+      </w:r>
+    </w:p>
+    <w:p>
+      <w:r>
+        <w:t>}</w:t>
+      </w:r>
+    </w:p>
+    <w:p>
+      <w:r>
+        <w:t xml:space="preserve">        stage('build-install') {</w:t>
+      </w:r>
+    </w:p>
+    <w:p>
+      <w:r>
+        <w:t xml:space="preserve">            steps {</w:t>
+      </w:r>
+    </w:p>
+    <w:p>
+      <w:r>
+        <w:t xml:space="preserve">               </w:t>
+      </w:r>
+      <w:proofErr w:type="spellStart"/>
+      <w:r>
+        <w:t>sh</w:t>
+      </w:r>
+      <w:proofErr w:type="spellEnd"/>
+      <w:r>
+        <w:t xml:space="preserve"> "</w:t>
+      </w:r>
+      <w:proofErr w:type="spellStart"/>
+      <w:r>
+        <w:t>mvn</w:t>
+      </w:r>
+      <w:proofErr w:type="spellEnd"/>
+      <w:r>
+        <w:t xml:space="preserve"> package"</w:t>
+      </w:r>
+    </w:p>
+    <w:p>
+      <w:r>
+        <w:t>}</w:t>
+      </w:r>
+    </w:p>
+    <w:p>
+      <w:r>
+        <w:t>}</w:t>
+      </w:r>
+    </w:p>
+    <w:p>
+      <w:proofErr w:type="gramStart"/>
+      <w:r>
+        <w:t>stage(</w:t>
+      </w:r>
+      <w:proofErr w:type="gramEnd"/>
+      <w:r>
+        <w:t>'build to images') {</w:t>
+      </w:r>
+    </w:p>
+    <w:p>
+      <w:r>
+        <w:t xml:space="preserve">            steps {</w:t>
+      </w:r>
+    </w:p>
+    <w:p>
+      <w:r>
+        <w:t xml:space="preserve">               </w:t>
+      </w:r>
+      <w:proofErr w:type="gramStart"/>
+      <w:r>
+        <w:t>script{</w:t>
+      </w:r>
+      <w:proofErr w:type="gramEnd"/>
+    </w:p>
+    <w:p>
+      <w:r>
+        <w:t xml:space="preserve">                  </w:t>
+      </w:r>
+      <w:proofErr w:type="spellStart"/>
+      <w:r>
+        <w:t>sh</w:t>
+      </w:r>
+      <w:proofErr w:type="spellEnd"/>
+      <w:r>
+        <w:t xml:space="preserve"> 'docker build -</w:t>
+      </w:r>
+      <w:proofErr w:type="gramStart"/>
+      <w:r>
+        <w:t>t  .</w:t>
+      </w:r>
+      <w:proofErr w:type="gramEnd"/>
+      <w:r>
+        <w:t>'</w:t>
+      </w:r>
+    </w:p>
+    <w:p>
+      <w:r>
+        <w:t xml:space="preserve">               }</w:t>
+      </w:r>
+    </w:p>
+    <w:p>
+      <w:r>
+        <w:t xml:space="preserve">    }</w:t>
+      </w:r>
+    </w:p>
+    <w:p>
+      <w:r>
+        <w:t>}</w:t>
+      </w:r>
+    </w:p>
+    <w:p>
+      <w:proofErr w:type="gramStart"/>
       <w:r>
         <w:lastRenderedPageBreak/>
+        <w:t>stage(</w:t>
+      </w:r>
+      <w:proofErr w:type="gramEnd"/>
+      <w:r>
+        <w:t>'push to hub') {</w:t>
+      </w:r>
+    </w:p>
+    <w:p>
+      <w:r>
+        <w:t xml:space="preserve">            steps {</w:t>
+      </w:r>
+    </w:p>
+    <w:p>
+      <w:r>
+        <w:t xml:space="preserve">               </w:t>
+      </w:r>
+      <w:proofErr w:type="gramStart"/>
+      <w:r>
+        <w:t>script{</w:t>
+      </w:r>
+      <w:proofErr w:type="gramEnd"/>
+    </w:p>
+    <w:p>
+      <w:r>
+        <w:t xml:space="preserve">                 </w:t>
+      </w:r>
+      <w:proofErr w:type="spellStart"/>
+      <w:proofErr w:type="gramStart"/>
+      <w:r>
+        <w:t>withDockerRegistry</w:t>
+      </w:r>
+      <w:proofErr w:type="spellEnd"/>
+      <w:r>
+        <w:t>(</w:t>
+      </w:r>
+      <w:proofErr w:type="spellStart"/>
+      <w:proofErr w:type="gramEnd"/>
+      <w:r>
+        <w:t>credentialsId</w:t>
+      </w:r>
+      <w:proofErr w:type="spellEnd"/>
+      <w:r>
+        <w:t>: '</w:t>
+      </w:r>
+      <w:proofErr w:type="spellStart"/>
+      <w:r>
+        <w:t>Docker_cred</w:t>
+      </w:r>
+      <w:proofErr w:type="spellEnd"/>
+      <w:r>
+        <w:t>', url: 'https://index.docker.io/v1/') {</w:t>
+      </w:r>
+    </w:p>
+    <w:p>
+      <w:r>
+        <w:t xml:space="preserve">                  </w:t>
+      </w:r>
+      <w:proofErr w:type="spellStart"/>
+      <w:r>
+        <w:t>sh</w:t>
+      </w:r>
+      <w:proofErr w:type="spellEnd"/>
+      <w:r>
+        <w:t xml:space="preserve"> 'docker push '</w:t>
+      </w:r>
+    </w:p>
+    <w:p>
+      <w:r>
+        <w:t xml:space="preserve">               }</w:t>
+      </w:r>
+    </w:p>
+    <w:p>
+      <w:r>
+        <w:t xml:space="preserve">            }</w:t>
+      </w:r>
+    </w:p>
+    <w:p>
+      <w:r>
+        <w:t xml:space="preserve">            }</w:t>
+      </w:r>
+    </w:p>
+    <w:p>
+      <w:r>
         <w:t>}</w:t>
       </w:r>
     </w:p>
     <w:p>
       <w:r>
+        <w:t xml:space="preserve">        </w:t>
+      </w:r>
+      <w:proofErr w:type="gramStart"/>
+      <w:r>
+        <w:t>stage(</w:t>
+      </w:r>
+      <w:proofErr w:type="gramEnd"/>
+      <w:r>
+        <w:t>'Deploy App') {</w:t>
+      </w:r>
+    </w:p>
+    <w:p>
+      <w:r>
+        <w:t xml:space="preserve">            steps {</w:t>
+      </w:r>
+    </w:p>
+    <w:p>
+      <w:r>
+        <w:t xml:space="preserve">                </w:t>
+      </w:r>
+      <w:proofErr w:type="spellStart"/>
+      <w:proofErr w:type="gramStart"/>
+      <w:r>
+        <w:t>withKubeConfig</w:t>
+      </w:r>
+      <w:proofErr w:type="spellEnd"/>
+      <w:r>
+        <w:t>(</w:t>
+      </w:r>
+      <w:proofErr w:type="spellStart"/>
+      <w:proofErr w:type="gramEnd"/>
+      <w:r>
+        <w:t>caCertificate</w:t>
+      </w:r>
+      <w:proofErr w:type="spellEnd"/>
+      <w:r>
+        <w:t xml:space="preserve">: '', </w:t>
+      </w:r>
+      <w:proofErr w:type="spellStart"/>
+      <w:r>
+        <w:t>clusterName</w:t>
+      </w:r>
+      <w:proofErr w:type="spellEnd"/>
+      <w:r>
+        <w:t>: '</w:t>
+      </w:r>
+      <w:proofErr w:type="spellStart"/>
+      <w:r>
+        <w:t>minikube</w:t>
+      </w:r>
+      <w:proofErr w:type="spellEnd"/>
+      <w:r>
+        <w:t xml:space="preserve">', </w:t>
+      </w:r>
+      <w:proofErr w:type="spellStart"/>
+      <w:r>
+        <w:t>contextName</w:t>
+      </w:r>
+      <w:proofErr w:type="spellEnd"/>
+      <w:r>
+        <w:t>: '</w:t>
+      </w:r>
+      <w:proofErr w:type="spellStart"/>
+      <w:r>
+        <w:t>minikube</w:t>
+      </w:r>
+      <w:proofErr w:type="spellEnd"/>
+      <w:r>
+        <w:t xml:space="preserve">', </w:t>
+      </w:r>
+      <w:proofErr w:type="spellStart"/>
+      <w:r>
+        <w:t>credentialsId</w:t>
+      </w:r>
+      <w:proofErr w:type="spellEnd"/>
+      <w:r>
+        <w:t xml:space="preserve">: 'mukubeconfig_011', namespace: '', </w:t>
+      </w:r>
+      <w:proofErr w:type="spellStart"/>
+      <w:r>
+        <w:t>restrictKubeConfigAccess</w:t>
+      </w:r>
+      <w:proofErr w:type="spellEnd"/>
+      <w:r>
+        <w:t xml:space="preserve">: false, </w:t>
+      </w:r>
+      <w:proofErr w:type="spellStart"/>
+      <w:r>
+        <w:t>serverUrl</w:t>
+      </w:r>
+      <w:proofErr w:type="spellEnd"/>
+      <w:r>
+        <w:t>: 'https://192.168.49.2:8443') {</w:t>
+      </w:r>
+    </w:p>
+    <w:p>
+      <w:r>
+        <w:t xml:space="preserve">                </w:t>
+      </w:r>
+      <w:proofErr w:type="spellStart"/>
+      <w:r>
+        <w:t>sh</w:t>
+      </w:r>
+      <w:proofErr w:type="spellEnd"/>
+      <w:r>
+        <w:t xml:space="preserve"> '</w:t>
+      </w:r>
+      <w:proofErr w:type="spellStart"/>
+      <w:r>
+        <w:t>kubectl</w:t>
+      </w:r>
+      <w:proofErr w:type="spellEnd"/>
+      <w:r>
+        <w:t xml:space="preserve"> apply -f </w:t>
+      </w:r>
+      <w:proofErr w:type="spellStart"/>
+      <w:r>
+        <w:t>deployment.yml</w:t>
+      </w:r>
+      <w:proofErr w:type="spellEnd"/>
+      <w:r>
+        <w:t xml:space="preserve"> --validate=false'</w:t>
+      </w:r>
+    </w:p>
+    <w:p>
+      <w:r>
+        <w:t xml:space="preserve">            }</w:t>
+      </w:r>
+    </w:p>
+    <w:p>
+      <w:r>
+        <w:t xml:space="preserve">        }</w:t>
+      </w:r>
+    </w:p>
+    <w:p>
+      <w:r>
+        <w:t xml:space="preserve">        }</w:t>
+      </w:r>
+    </w:p>
+    <w:p>
+      <w:r>
+        <w:t xml:space="preserve">    stage('Test') {</w:t>
+      </w:r>
+    </w:p>
+    <w:p>
+      <w:r>
+        <w:t xml:space="preserve">      steps {</w:t>
+      </w:r>
+    </w:p>
+    <w:p>
+      <w:r>
+        <w:t xml:space="preserve">          </w:t>
+      </w:r>
+      <w:proofErr w:type="spellStart"/>
+      <w:proofErr w:type="gramStart"/>
+      <w:r>
+        <w:t>withKubeConfig</w:t>
+      </w:r>
+      <w:proofErr w:type="spellEnd"/>
+      <w:r>
+        <w:t>(</w:t>
+      </w:r>
+      <w:proofErr w:type="spellStart"/>
+      <w:proofErr w:type="gramEnd"/>
+      <w:r>
+        <w:t>caCertificate</w:t>
+      </w:r>
+      <w:proofErr w:type="spellEnd"/>
+      <w:r>
+        <w:t xml:space="preserve">: '', </w:t>
+      </w:r>
+      <w:proofErr w:type="spellStart"/>
+      <w:r>
+        <w:t>clusterName</w:t>
+      </w:r>
+      <w:proofErr w:type="spellEnd"/>
+      <w:r>
+        <w:t>: '</w:t>
+      </w:r>
+      <w:proofErr w:type="spellStart"/>
+      <w:r>
+        <w:t>minikube</w:t>
+      </w:r>
+      <w:proofErr w:type="spellEnd"/>
+      <w:r>
+        <w:t xml:space="preserve">', </w:t>
+      </w:r>
+      <w:proofErr w:type="spellStart"/>
+      <w:r>
+        <w:t>contextName</w:t>
+      </w:r>
+      <w:proofErr w:type="spellEnd"/>
+      <w:r>
+        <w:t>: '</w:t>
+      </w:r>
+      <w:proofErr w:type="spellStart"/>
+      <w:r>
+        <w:t>minikube</w:t>
+      </w:r>
+      <w:proofErr w:type="spellEnd"/>
+      <w:r>
+        <w:t xml:space="preserve">', </w:t>
+      </w:r>
+      <w:proofErr w:type="spellStart"/>
+      <w:r>
+        <w:t>credentialsId</w:t>
+      </w:r>
+      <w:proofErr w:type="spellEnd"/>
+      <w:r>
+        <w:t xml:space="preserve">: 'mukubeconfig_011', namespace: '', </w:t>
+      </w:r>
+      <w:proofErr w:type="spellStart"/>
+      <w:r>
+        <w:t>restrictKubeConfigAccess</w:t>
+      </w:r>
+      <w:proofErr w:type="spellEnd"/>
+      <w:r>
+        <w:t xml:space="preserve">: false, </w:t>
+      </w:r>
+      <w:proofErr w:type="spellStart"/>
+      <w:r>
+        <w:t>serverUrl</w:t>
+      </w:r>
+      <w:proofErr w:type="spellEnd"/>
+      <w:r>
+        <w:t>: 'https://192.168.49.2:8443') {</w:t>
+      </w:r>
+    </w:p>
+    <w:p>
+      <w:r>
+        <w:t xml:space="preserve">      </w:t>
+      </w:r>
+    </w:p>
+    <w:p>
+      <w:r>
+        <w:t xml:space="preserve">        </w:t>
+      </w:r>
+      <w:proofErr w:type="spellStart"/>
+      <w:r>
+        <w:t>sh</w:t>
+      </w:r>
+      <w:proofErr w:type="spellEnd"/>
+      <w:r>
+        <w:t xml:space="preserve"> '</w:t>
+      </w:r>
+      <w:proofErr w:type="spellStart"/>
+      <w:r>
+        <w:t>minikube</w:t>
+      </w:r>
+      <w:proofErr w:type="spellEnd"/>
+      <w:r>
+        <w:t xml:space="preserve"> service my-service --</w:t>
+      </w:r>
+      <w:proofErr w:type="spellStart"/>
+      <w:r>
+        <w:t>url</w:t>
+      </w:r>
+      <w:proofErr w:type="spellEnd"/>
+      <w:r>
+        <w:t xml:space="preserve"> | </w:t>
+      </w:r>
+      <w:proofErr w:type="spellStart"/>
+      <w:r>
+        <w:t>xargs</w:t>
+      </w:r>
+      <w:proofErr w:type="spellEnd"/>
+      <w:r>
+        <w:t xml:space="preserve"> curl'</w:t>
+      </w:r>
+    </w:p>
+    <w:p>
+      <w:r>
+        <w:t xml:space="preserve">   }</w:t>
+      </w:r>
+    </w:p>
+    <w:p>
+      <w:r>
         <w:t>}</w:t>
       </w:r>
     </w:p>
     <w:p>
       <w:r>
-        <w:t xml:space="preserve">        stage('build-install') {</w:t>
-      </w:r>
-    </w:p>
-    <w:p>
-      <w:r>
-        <w:t xml:space="preserve">            steps {</w:t>
-      </w:r>
-    </w:p>
-    <w:p>
-      <w:r>
-        <w:t xml:space="preserve">               sh "mvn package"</w:t>
-      </w:r>
-    </w:p>
-    <w:p>
-      <w:r>
         <w:t>}</w:t>
       </w:r>
     </w:p>
@@ -172,167 +782,7 @@
     </w:p>
     <w:p>
       <w:r>
-        <w:t>stage('build to images') {</w:t>
-      </w:r>
-    </w:p>
-    <w:p>
-      <w:r>
-        <w:t xml:space="preserve">            steps {</w:t>
-      </w:r>
-    </w:p>
-    <w:p>
-      <w:r>
-        <w:t xml:space="preserve">               script{</w:t>
-      </w:r>
-    </w:p>
-    <w:p>
-      <w:r>
-        <w:t xml:space="preserve">                  sh 'docker build -t  .'</w:t>
-      </w:r>
-    </w:p>
-    <w:p>
-      <w:r>
-        <w:t xml:space="preserve">               }</w:t>
-      </w:r>
-    </w:p>
-    <w:p>
-      <w:r>
-        <w:t xml:space="preserve">    }</w:t>
-      </w:r>
-    </w:p>
-    <w:p>
-      <w:r>
-        <w:t>}</w:t>
-      </w:r>
-    </w:p>
-    <w:p>
-      <w:r>
-        <w:t>stage('push to hub') {</w:t>
-      </w:r>
-    </w:p>
-    <w:p>
-      <w:r>
-        <w:t xml:space="preserve">            steps {</w:t>
-      </w:r>
-    </w:p>
-    <w:p>
-      <w:r>
-        <w:t xml:space="preserve">               script{</w:t>
-      </w:r>
-    </w:p>
-    <w:p>
-      <w:r>
-        <w:t xml:space="preserve">                 withDockerRegistry(credentialsId: 'Docker_cred', url: 'https://index.docker.io/v1/') {</w:t>
-      </w:r>
-    </w:p>
-    <w:p>
-      <w:r>
-        <w:t xml:space="preserve">                  sh 'docker push '</w:t>
-      </w:r>
-    </w:p>
-    <w:p>
-      <w:r>
-        <w:t xml:space="preserve">               }</w:t>
-      </w:r>
-    </w:p>
-    <w:p>
-      <w:r>
-        <w:t xml:space="preserve">            }</w:t>
-      </w:r>
-    </w:p>
-    <w:p>
-      <w:r>
-        <w:t xml:space="preserve">            }</w:t>
-      </w:r>
-    </w:p>
-    <w:p>
-      <w:r>
-        <w:t>}</w:t>
-      </w:r>
-    </w:p>
-    <w:p>
-      <w:r>
-        <w:t xml:space="preserve">        stage('Deploy App') {</w:t>
-      </w:r>
-    </w:p>
-    <w:p>
-      <w:r>
-        <w:t xml:space="preserve">            steps {</w:t>
-      </w:r>
-    </w:p>
-    <w:p>
-      <w:r>
-        <w:t xml:space="preserve">                withKubeConfig(caCertificate: '', clusterName: 'minikube', contextName: 'minikube', credentialsId: 'mukubeconfig_011', namespace: '', restrictKubeConfigAccess: false, serverUrl: 'https://192.168.49.2:8443') {</w:t>
-      </w:r>
-    </w:p>
-    <w:p>
-      <w:r>
-        <w:t xml:space="preserve">                sh 'kubectl apply -f deployment.yml --validate=false'</w:t>
-      </w:r>
-    </w:p>
-    <w:p>
-      <w:r>
         <w:lastRenderedPageBreak/>
-        <w:t xml:space="preserve">            }</w:t>
-      </w:r>
-    </w:p>
-    <w:p>
-      <w:r>
-        <w:t xml:space="preserve">        }</w:t>
-      </w:r>
-    </w:p>
-    <w:p>
-      <w:r>
-        <w:t xml:space="preserve">        }</w:t>
-      </w:r>
-    </w:p>
-    <w:p>
-      <w:r>
-        <w:t xml:space="preserve">    stage('Test') {</w:t>
-      </w:r>
-    </w:p>
-    <w:p>
-      <w:r>
-        <w:t xml:space="preserve">      steps {</w:t>
-      </w:r>
-    </w:p>
-    <w:p>
-      <w:r>
-        <w:t xml:space="preserve">          withKubeConfig(caCertificate: '', clusterName: 'minikube', contextName: 'minikube', credentialsId: 'mukubeconfig_011', namespace: '', restrictKubeConfigAccess: false, serverUrl: 'https://192.168.49.2:8443') {</w:t>
-      </w:r>
-    </w:p>
-    <w:p>
-      <w:r>
-        <w:t xml:space="preserve">      </w:t>
-      </w:r>
-    </w:p>
-    <w:p>
-      <w:r>
-        <w:t xml:space="preserve">        sh 'minikube service my-service --url | xargs curl'</w:t>
-      </w:r>
-    </w:p>
-    <w:p>
-      <w:r>
-        <w:t xml:space="preserve">   }</w:t>
-      </w:r>
-    </w:p>
-    <w:p>
-      <w:r>
-        <w:t>}</w:t>
-      </w:r>
-    </w:p>
-    <w:p>
-      <w:r>
-        <w:t>}</w:t>
-      </w:r>
-    </w:p>
-    <w:p>
-      <w:r>
-        <w:t>}</w:t>
-      </w:r>
-    </w:p>
-    <w:p>
-      <w:r>
         <w:t>}</w:t>
       </w:r>
       <w:r>
@@ -361,7 +811,7 @@
                     <pic:cNvPicPr/>
                   </pic:nvPicPr>
                   <pic:blipFill>
-                    <a:blip r:embed="rId4"/>
+                    <a:blip r:embed="rId5"/>
                     <a:stretch>
                       <a:fillRect/>
                     </a:stretch>

--- a/day5.docx
+++ b/day5.docx
@@ -8,7 +8,7 @@
           <w:noProof/>
         </w:rPr>
         <w:drawing>
-          <wp:inline distT="0" distB="0" distL="0" distR="0" wp14:anchorId="4876A3B5" wp14:editId="111AA4E6">
+          <wp:inline distT="0" distB="0" distL="0" distR="0" wp14:anchorId="4876A3B5" wp14:editId="6B903A61">
             <wp:extent cx="5731510" cy="3223895"/>
             <wp:effectExtent l="0" t="0" r="2540" b="0"/>
             <wp:docPr id="1853677324" name="Picture 1"/>
@@ -824,6 +824,1753 @@
                     <a:prstGeom prst="rect">
                       <a:avLst/>
                     </a:prstGeom>
+                  </pic:spPr>
+                </pic:pic>
+              </a:graphicData>
+            </a:graphic>
+          </wp:inline>
+        </w:drawing>
+      </w:r>
+    </w:p>
+    <w:p/>
+    <w:p>
+      <w:r>
+        <w:t xml:space="preserve">                                                                 Terraform</w:t>
+      </w:r>
+    </w:p>
+    <w:p/>
+    <w:p>
+      <w:r>
+        <w:t>terraform {</w:t>
+      </w:r>
+    </w:p>
+    <w:p>
+      <w:r>
+        <w:t xml:space="preserve">  </w:t>
+      </w:r>
+      <w:proofErr w:type="spellStart"/>
+      <w:r>
+        <w:t>required_providers</w:t>
+      </w:r>
+      <w:proofErr w:type="spellEnd"/>
+      <w:r>
+        <w:t xml:space="preserve"> {</w:t>
+      </w:r>
+    </w:p>
+    <w:p>
+      <w:r>
+        <w:t xml:space="preserve">    </w:t>
+      </w:r>
+      <w:proofErr w:type="spellStart"/>
+      <w:r>
+        <w:t>aws</w:t>
+      </w:r>
+      <w:proofErr w:type="spellEnd"/>
+      <w:r>
+        <w:t xml:space="preserve"> = {</w:t>
+      </w:r>
+    </w:p>
+    <w:p>
+      <w:r>
+        <w:t xml:space="preserve">      source = "</w:t>
+      </w:r>
+      <w:proofErr w:type="spellStart"/>
+      <w:r>
+        <w:t>hashicorp</w:t>
+      </w:r>
+      <w:proofErr w:type="spellEnd"/>
+      <w:r>
+        <w:t>/</w:t>
+      </w:r>
+      <w:proofErr w:type="spellStart"/>
+      <w:r>
+        <w:t>aws</w:t>
+      </w:r>
+      <w:proofErr w:type="spellEnd"/>
+      <w:r>
+        <w:t>"</w:t>
+      </w:r>
+    </w:p>
+    <w:p>
+      <w:r>
+        <w:t xml:space="preserve">      version = "5.92.0"</w:t>
+      </w:r>
+    </w:p>
+    <w:p>
+      <w:r>
+        <w:t xml:space="preserve">    }</w:t>
+      </w:r>
+    </w:p>
+    <w:p>
+      <w:r>
+        <w:t xml:space="preserve">  }</w:t>
+      </w:r>
+    </w:p>
+    <w:p>
+      <w:r>
+        <w:t>}</w:t>
+      </w:r>
+    </w:p>
+    <w:p/>
+    <w:p>
+      <w:r>
+        <w:t>provider "</w:t>
+      </w:r>
+      <w:proofErr w:type="spellStart"/>
+      <w:r>
+        <w:t>aws</w:t>
+      </w:r>
+      <w:proofErr w:type="spellEnd"/>
+      <w:r>
+        <w:t>" {</w:t>
+      </w:r>
+    </w:p>
+    <w:p>
+      <w:r>
+        <w:t xml:space="preserve">  # Configuration options</w:t>
+      </w:r>
+    </w:p>
+    <w:p>
+      <w:r>
+        <w:t xml:space="preserve">  region = "us-east-1"</w:t>
+      </w:r>
+    </w:p>
+    <w:p>
+      <w:r>
+        <w:t>}</w:t>
+      </w:r>
+    </w:p>
+    <w:p>
+      <w:r>
+        <w:lastRenderedPageBreak/>
+        <w:t>resource "</w:t>
+      </w:r>
+      <w:proofErr w:type="spellStart"/>
+      <w:r>
+        <w:t>aws_vpc</w:t>
+      </w:r>
+      <w:proofErr w:type="spellEnd"/>
+      <w:r>
+        <w:t>" "</w:t>
+      </w:r>
+      <w:proofErr w:type="spellStart"/>
+      <w:r>
+        <w:t>myvpc</w:t>
+      </w:r>
+      <w:proofErr w:type="spellEnd"/>
+      <w:r>
+        <w:t>" {</w:t>
+      </w:r>
+    </w:p>
+    <w:p>
+      <w:r>
+        <w:t xml:space="preserve">  </w:t>
+      </w:r>
+      <w:proofErr w:type="spellStart"/>
+      <w:r>
+        <w:t>cidr_block</w:t>
+      </w:r>
+      <w:proofErr w:type="spellEnd"/>
+      <w:r>
+        <w:t xml:space="preserve">       = "10.0.0.0/16"</w:t>
+      </w:r>
+    </w:p>
+    <w:p/>
+    <w:p>
+      <w:r>
+        <w:t xml:space="preserve">  tags = {</w:t>
+      </w:r>
+    </w:p>
+    <w:p>
+      <w:r>
+        <w:t xml:space="preserve">    Name = "</w:t>
+      </w:r>
+      <w:proofErr w:type="spellStart"/>
+      <w:r>
+        <w:t>demovpc</w:t>
+      </w:r>
+      <w:proofErr w:type="spellEnd"/>
+      <w:r>
+        <w:t>"</w:t>
+      </w:r>
+    </w:p>
+    <w:p>
+      <w:r>
+        <w:t xml:space="preserve">  }</w:t>
+      </w:r>
+    </w:p>
+    <w:p>
+      <w:r>
+        <w:t xml:space="preserve">  }</w:t>
+      </w:r>
+    </w:p>
+    <w:p>
+      <w:r>
+        <w:t xml:space="preserve">  resource "</w:t>
+      </w:r>
+      <w:proofErr w:type="spellStart"/>
+      <w:r>
+        <w:t>aws_subnet</w:t>
+      </w:r>
+      <w:proofErr w:type="spellEnd"/>
+      <w:r>
+        <w:t>" "</w:t>
+      </w:r>
+      <w:proofErr w:type="spellStart"/>
+      <w:r>
+        <w:t>pubsub</w:t>
+      </w:r>
+      <w:proofErr w:type="spellEnd"/>
+      <w:r>
+        <w:t>" {</w:t>
+      </w:r>
+    </w:p>
+    <w:p>
+      <w:r>
+        <w:t xml:space="preserve">  </w:t>
+      </w:r>
+      <w:proofErr w:type="spellStart"/>
+      <w:r>
+        <w:t>vpc_id</w:t>
+      </w:r>
+      <w:proofErr w:type="spellEnd"/>
+      <w:r>
+        <w:t xml:space="preserve">     = aws_vpc.myvpc.id</w:t>
+      </w:r>
+    </w:p>
+    <w:p>
+      <w:r>
+        <w:t xml:space="preserve">  </w:t>
+      </w:r>
+      <w:proofErr w:type="spellStart"/>
+      <w:r>
+        <w:t>cidr_block</w:t>
+      </w:r>
+      <w:proofErr w:type="spellEnd"/>
+      <w:r>
+        <w:t xml:space="preserve"> = "10.0.1.0/24"</w:t>
+      </w:r>
+    </w:p>
+    <w:p>
+      <w:r>
+        <w:t xml:space="preserve">  </w:t>
+      </w:r>
+      <w:proofErr w:type="spellStart"/>
+      <w:r>
+        <w:t>availability_zone</w:t>
+      </w:r>
+      <w:proofErr w:type="spellEnd"/>
+      <w:r>
+        <w:t xml:space="preserve"> = "us-east-1a"</w:t>
+      </w:r>
+    </w:p>
+    <w:p/>
+    <w:p>
+      <w:r>
+        <w:t xml:space="preserve">  tags = {</w:t>
+      </w:r>
+    </w:p>
+    <w:p>
+      <w:r>
+        <w:t xml:space="preserve">    Name = "sn1"</w:t>
+      </w:r>
+    </w:p>
+    <w:p>
+      <w:r>
+        <w:t xml:space="preserve">  }</w:t>
+      </w:r>
+    </w:p>
+    <w:p>
+      <w:r>
+        <w:t>}</w:t>
+      </w:r>
+    </w:p>
+    <w:p/>
+    <w:p>
+      <w:r>
+        <w:t xml:space="preserve">  resource "</w:t>
+      </w:r>
+      <w:proofErr w:type="spellStart"/>
+      <w:r>
+        <w:t>aws_subnet</w:t>
+      </w:r>
+      <w:proofErr w:type="spellEnd"/>
+      <w:r>
+        <w:t>" "</w:t>
+      </w:r>
+      <w:proofErr w:type="spellStart"/>
+      <w:r>
+        <w:t>pri_sub</w:t>
+      </w:r>
+      <w:proofErr w:type="spellEnd"/>
+      <w:r>
+        <w:t>" {</w:t>
+      </w:r>
+    </w:p>
+    <w:p>
+      <w:r>
+        <w:t xml:space="preserve">  </w:t>
+      </w:r>
+      <w:proofErr w:type="spellStart"/>
+      <w:r>
+        <w:t>vpc_id</w:t>
+      </w:r>
+      <w:proofErr w:type="spellEnd"/>
+      <w:r>
+        <w:t xml:space="preserve">     = aws_vpc.myvpc.id</w:t>
+      </w:r>
+    </w:p>
+    <w:p>
+      <w:r>
+        <w:t xml:space="preserve">  </w:t>
+      </w:r>
+      <w:proofErr w:type="spellStart"/>
+      <w:r>
+        <w:t>cidr_block</w:t>
+      </w:r>
+      <w:proofErr w:type="spellEnd"/>
+      <w:r>
+        <w:t xml:space="preserve"> = "10.0.1.0/24"</w:t>
+      </w:r>
+    </w:p>
+    <w:p>
+      <w:r>
+        <w:t xml:space="preserve">  </w:t>
+      </w:r>
+      <w:proofErr w:type="spellStart"/>
+      <w:r>
+        <w:t>availability_zone</w:t>
+      </w:r>
+      <w:proofErr w:type="spellEnd"/>
+      <w:r>
+        <w:t xml:space="preserve"> = "us-east-1a"</w:t>
+      </w:r>
+    </w:p>
+    <w:p/>
+    <w:p>
+      <w:r>
+        <w:t xml:space="preserve">  tags = {</w:t>
+      </w:r>
+    </w:p>
+    <w:p>
+      <w:r>
+        <w:t xml:space="preserve">    Name = "sn2"</w:t>
+      </w:r>
+    </w:p>
+    <w:p>
+      <w:r>
+        <w:t xml:space="preserve">  }</w:t>
+      </w:r>
+    </w:p>
+    <w:p>
+      <w:r>
+        <w:t>}</w:t>
+      </w:r>
+    </w:p>
+    <w:p>
+      <w:r>
+        <w:t xml:space="preserve">  resource "</w:t>
+      </w:r>
+      <w:proofErr w:type="spellStart"/>
+      <w:r>
+        <w:t>aws_subnet</w:t>
+      </w:r>
+      <w:proofErr w:type="spellEnd"/>
+      <w:r>
+        <w:t>" "</w:t>
+      </w:r>
+      <w:proofErr w:type="spellStart"/>
+      <w:r>
+        <w:t>pri_sub</w:t>
+      </w:r>
+      <w:proofErr w:type="spellEnd"/>
+      <w:r>
+        <w:t>" {</w:t>
+      </w:r>
+    </w:p>
+    <w:p>
+      <w:r>
+        <w:t xml:space="preserve">  </w:t>
+      </w:r>
+      <w:proofErr w:type="spellStart"/>
+      <w:r>
+        <w:t>vpc_id</w:t>
+      </w:r>
+      <w:proofErr w:type="spellEnd"/>
+      <w:r>
+        <w:t xml:space="preserve">     = aws_vpc.myvpc.id</w:t>
+      </w:r>
+    </w:p>
+    <w:p>
+      <w:r>
+        <w:lastRenderedPageBreak/>
+        <w:t xml:space="preserve">  </w:t>
+      </w:r>
+      <w:proofErr w:type="spellStart"/>
+      <w:r>
+        <w:t>cidr_block</w:t>
+      </w:r>
+      <w:proofErr w:type="spellEnd"/>
+      <w:r>
+        <w:t xml:space="preserve"> = "10.0.1.0/24"</w:t>
+      </w:r>
+    </w:p>
+    <w:p>
+      <w:r>
+        <w:t xml:space="preserve">  </w:t>
+      </w:r>
+      <w:proofErr w:type="spellStart"/>
+      <w:r>
+        <w:t>availability_zone</w:t>
+      </w:r>
+      <w:proofErr w:type="spellEnd"/>
+      <w:r>
+        <w:t xml:space="preserve"> = "us-east-1a"</w:t>
+      </w:r>
+    </w:p>
+    <w:p/>
+    <w:p>
+      <w:r>
+        <w:t xml:space="preserve">  tags = {</w:t>
+      </w:r>
+    </w:p>
+    <w:p>
+      <w:r>
+        <w:t xml:space="preserve">    Name = "sn3"</w:t>
+      </w:r>
+    </w:p>
+    <w:p>
+      <w:r>
+        <w:t xml:space="preserve">  }</w:t>
+      </w:r>
+    </w:p>
+    <w:p>
+      <w:r>
+        <w:t>}</w:t>
+      </w:r>
+    </w:p>
+    <w:p>
+      <w:r>
+        <w:t xml:space="preserve">  resource "</w:t>
+      </w:r>
+      <w:proofErr w:type="spellStart"/>
+      <w:r>
+        <w:t>aws_subnet</w:t>
+      </w:r>
+      <w:proofErr w:type="spellEnd"/>
+      <w:r>
+        <w:t>" "</w:t>
+      </w:r>
+      <w:proofErr w:type="spellStart"/>
+      <w:r>
+        <w:t>pri_sub</w:t>
+      </w:r>
+      <w:proofErr w:type="spellEnd"/>
+      <w:r>
+        <w:t>" {</w:t>
+      </w:r>
+    </w:p>
+    <w:p>
+      <w:r>
+        <w:t xml:space="preserve">  </w:t>
+      </w:r>
+      <w:proofErr w:type="spellStart"/>
+      <w:r>
+        <w:t>vpc_id</w:t>
+      </w:r>
+      <w:proofErr w:type="spellEnd"/>
+      <w:r>
+        <w:t xml:space="preserve">     = aws_vpc.myvpc.id</w:t>
+      </w:r>
+    </w:p>
+    <w:p>
+      <w:r>
+        <w:t xml:space="preserve">  </w:t>
+      </w:r>
+      <w:proofErr w:type="spellStart"/>
+      <w:r>
+        <w:t>cidr_block</w:t>
+      </w:r>
+      <w:proofErr w:type="spellEnd"/>
+      <w:r>
+        <w:t xml:space="preserve"> = "10.0.1.0/24"</w:t>
+      </w:r>
+    </w:p>
+    <w:p>
+      <w:r>
+        <w:t xml:space="preserve">  </w:t>
+      </w:r>
+      <w:proofErr w:type="spellStart"/>
+      <w:r>
+        <w:t>availability_zone</w:t>
+      </w:r>
+      <w:proofErr w:type="spellEnd"/>
+      <w:r>
+        <w:t xml:space="preserve"> = "us-east-1a"</w:t>
+      </w:r>
+    </w:p>
+    <w:p/>
+    <w:p>
+      <w:r>
+        <w:t xml:space="preserve">  tags = {</w:t>
+      </w:r>
+    </w:p>
+    <w:p>
+      <w:r>
+        <w:t xml:space="preserve">    Name = "sn4"</w:t>
+      </w:r>
+    </w:p>
+    <w:p>
+      <w:r>
+        <w:t xml:space="preserve">  }</w:t>
+      </w:r>
+    </w:p>
+    <w:p>
+      <w:r>
+        <w:t>}</w:t>
+      </w:r>
+    </w:p>
+    <w:p>
+      <w:r>
+        <w:t>resource "</w:t>
+      </w:r>
+      <w:proofErr w:type="spellStart"/>
+      <w:r>
+        <w:t>aws_internet_gateway</w:t>
+      </w:r>
+      <w:proofErr w:type="spellEnd"/>
+      <w:r>
+        <w:t>" "</w:t>
+      </w:r>
+      <w:proofErr w:type="spellStart"/>
+      <w:r>
+        <w:t>tfigw</w:t>
+      </w:r>
+      <w:proofErr w:type="spellEnd"/>
+      <w:r>
+        <w:t>" {</w:t>
+      </w:r>
+    </w:p>
+    <w:p>
+      <w:r>
+        <w:t xml:space="preserve">  </w:t>
+      </w:r>
+      <w:proofErr w:type="spellStart"/>
+      <w:r>
+        <w:t>vpc_id</w:t>
+      </w:r>
+      <w:proofErr w:type="spellEnd"/>
+      <w:r>
+        <w:t xml:space="preserve"> = aws_vpc.myvpc.id</w:t>
+      </w:r>
+    </w:p>
+    <w:p/>
+    <w:p>
+      <w:r>
+        <w:t xml:space="preserve">  tags = {</w:t>
+      </w:r>
+    </w:p>
+    <w:p>
+      <w:r>
+        <w:t xml:space="preserve">    Name = "</w:t>
+      </w:r>
+      <w:proofErr w:type="spellStart"/>
+      <w:r>
+        <w:t>tfigw</w:t>
+      </w:r>
+      <w:proofErr w:type="spellEnd"/>
+      <w:r>
+        <w:t>"</w:t>
+      </w:r>
+    </w:p>
+    <w:p>
+      <w:r>
+        <w:t xml:space="preserve">  }</w:t>
+      </w:r>
+    </w:p>
+    <w:p>
+      <w:r>
+        <w:t>}</w:t>
+      </w:r>
+    </w:p>
+    <w:p>
+      <w:r>
+        <w:t>resource "</w:t>
+      </w:r>
+      <w:proofErr w:type="spellStart"/>
+      <w:r>
+        <w:t>aws_route_table</w:t>
+      </w:r>
+      <w:proofErr w:type="spellEnd"/>
+      <w:r>
+        <w:t>" "</w:t>
+      </w:r>
+      <w:proofErr w:type="spellStart"/>
+      <w:r>
+        <w:t>tfpubrt</w:t>
+      </w:r>
+      <w:proofErr w:type="spellEnd"/>
+      <w:r>
+        <w:t>" {</w:t>
+      </w:r>
+    </w:p>
+    <w:p>
+      <w:r>
+        <w:t xml:space="preserve">  </w:t>
+      </w:r>
+      <w:proofErr w:type="spellStart"/>
+      <w:r>
+        <w:t>vpc_id</w:t>
+      </w:r>
+      <w:proofErr w:type="spellEnd"/>
+      <w:r>
+        <w:t xml:space="preserve"> = aws_vpc.myvpc.id</w:t>
+      </w:r>
+    </w:p>
+    <w:p/>
+    <w:p>
+      <w:r>
+        <w:t xml:space="preserve">  route {</w:t>
+      </w:r>
+    </w:p>
+    <w:p>
+      <w:r>
+        <w:t xml:space="preserve">    </w:t>
+      </w:r>
+      <w:proofErr w:type="spellStart"/>
+      <w:r>
+        <w:t>cidr_block</w:t>
+      </w:r>
+      <w:proofErr w:type="spellEnd"/>
+      <w:r>
+        <w:t xml:space="preserve"> = "0.0.0.0/0"</w:t>
+      </w:r>
+    </w:p>
+    <w:p>
+      <w:r>
+        <w:lastRenderedPageBreak/>
+        <w:t xml:space="preserve">    </w:t>
+      </w:r>
+      <w:proofErr w:type="spellStart"/>
+      <w:r>
+        <w:t>gateway_id</w:t>
+      </w:r>
+      <w:proofErr w:type="spellEnd"/>
+      <w:r>
+        <w:t xml:space="preserve"> = aws_internet_gateway.tfigw.id</w:t>
+      </w:r>
+    </w:p>
+    <w:p>
+      <w:r>
+        <w:t xml:space="preserve">  }</w:t>
+      </w:r>
+    </w:p>
+    <w:p/>
+    <w:p>
+      <w:r>
+        <w:t xml:space="preserve">  tags = {</w:t>
+      </w:r>
+    </w:p>
+    <w:p>
+      <w:r>
+        <w:t xml:space="preserve">    Name = "</w:t>
+      </w:r>
+      <w:proofErr w:type="spellStart"/>
+      <w:r>
+        <w:t>tfpublicroute</w:t>
+      </w:r>
+      <w:proofErr w:type="spellEnd"/>
+      <w:r>
+        <w:t>"</w:t>
+      </w:r>
+    </w:p>
+    <w:p>
+      <w:r>
+        <w:t xml:space="preserve">  }</w:t>
+      </w:r>
+    </w:p>
+    <w:p>
+      <w:r>
+        <w:t>}</w:t>
+      </w:r>
+    </w:p>
+    <w:p>
+      <w:r>
+        <w:t>resource "</w:t>
+      </w:r>
+      <w:proofErr w:type="spellStart"/>
+      <w:r>
+        <w:t>aws_route_table_association</w:t>
+      </w:r>
+      <w:proofErr w:type="spellEnd"/>
+      <w:r>
+        <w:t>" "pubsn1" {</w:t>
+      </w:r>
+    </w:p>
+    <w:p>
+      <w:r>
+        <w:t xml:space="preserve">  </w:t>
+      </w:r>
+      <w:proofErr w:type="spellStart"/>
+      <w:r>
+        <w:t>subnet_id</w:t>
+      </w:r>
+      <w:proofErr w:type="spellEnd"/>
+      <w:r>
+        <w:t xml:space="preserve">      = aws_subnet.pubsub.id</w:t>
+      </w:r>
+    </w:p>
+    <w:p>
+      <w:r>
+        <w:t xml:space="preserve">  </w:t>
+      </w:r>
+      <w:proofErr w:type="spellStart"/>
+      <w:r>
+        <w:t>route_table_id</w:t>
+      </w:r>
+      <w:proofErr w:type="spellEnd"/>
+      <w:r>
+        <w:t xml:space="preserve"> = aws_route_table.tfpubrt.id</w:t>
+      </w:r>
+    </w:p>
+    <w:p>
+      <w:r>
+        <w:t>}</w:t>
+      </w:r>
+    </w:p>
+    <w:p>
+      <w:r>
+        <w:t>resource "</w:t>
+      </w:r>
+      <w:proofErr w:type="spellStart"/>
+      <w:r>
+        <w:t>aws_route_table_association</w:t>
+      </w:r>
+      <w:proofErr w:type="spellEnd"/>
+      <w:r>
+        <w:t>" "pubsn2" {</w:t>
+      </w:r>
+    </w:p>
+    <w:p>
+      <w:r>
+        <w:t xml:space="preserve">  </w:t>
+      </w:r>
+      <w:proofErr w:type="spellStart"/>
+      <w:r>
+        <w:t>subnet_id</w:t>
+      </w:r>
+      <w:proofErr w:type="spellEnd"/>
+      <w:r>
+        <w:t xml:space="preserve">      = aws_subnet.pub_sub.id</w:t>
+      </w:r>
+    </w:p>
+    <w:p>
+      <w:r>
+        <w:t xml:space="preserve">  </w:t>
+      </w:r>
+      <w:proofErr w:type="spellStart"/>
+      <w:r>
+        <w:t>route_table_id</w:t>
+      </w:r>
+      <w:proofErr w:type="spellEnd"/>
+      <w:r>
+        <w:t xml:space="preserve"> = aws_route_table.tfpubrt.id</w:t>
+      </w:r>
+    </w:p>
+    <w:p>
+      <w:r>
+        <w:t>}</w:t>
+      </w:r>
+    </w:p>
+    <w:p>
+      <w:r>
+        <w:t>resource "</w:t>
+      </w:r>
+      <w:proofErr w:type="spellStart"/>
+      <w:r>
+        <w:t>aws_eip</w:t>
+      </w:r>
+      <w:proofErr w:type="spellEnd"/>
+      <w:r>
+        <w:t>" "</w:t>
+      </w:r>
+      <w:proofErr w:type="spellStart"/>
+      <w:r>
+        <w:t>tfeip</w:t>
+      </w:r>
+      <w:proofErr w:type="spellEnd"/>
+      <w:r>
+        <w:t>" {</w:t>
+      </w:r>
+    </w:p>
+    <w:p>
+      <w:r>
+        <w:t xml:space="preserve">  domain   = "</w:t>
+      </w:r>
+      <w:proofErr w:type="spellStart"/>
+      <w:r>
+        <w:t>vpc</w:t>
+      </w:r>
+      <w:proofErr w:type="spellEnd"/>
+      <w:r>
+        <w:t>"</w:t>
+      </w:r>
+    </w:p>
+    <w:p>
+      <w:r>
+        <w:t>}</w:t>
+      </w:r>
+    </w:p>
+    <w:p>
+      <w:r>
+        <w:t>resource "</w:t>
+      </w:r>
+      <w:proofErr w:type="spellStart"/>
+      <w:r>
+        <w:t>aws_nat_gateway</w:t>
+      </w:r>
+      <w:proofErr w:type="spellEnd"/>
+      <w:r>
+        <w:t>" "</w:t>
+      </w:r>
+      <w:proofErr w:type="spellStart"/>
+      <w:r>
+        <w:t>tfnat</w:t>
+      </w:r>
+      <w:proofErr w:type="spellEnd"/>
+      <w:r>
+        <w:t>" {</w:t>
+      </w:r>
+    </w:p>
+    <w:p>
+      <w:r>
+        <w:t xml:space="preserve">  </w:t>
+      </w:r>
+      <w:proofErr w:type="spellStart"/>
+      <w:r>
+        <w:t>allocation_id</w:t>
+      </w:r>
+      <w:proofErr w:type="spellEnd"/>
+      <w:r>
+        <w:t xml:space="preserve"> = aws_eip.tfeip.id</w:t>
+      </w:r>
+    </w:p>
+    <w:p>
+      <w:r>
+        <w:t xml:space="preserve">  </w:t>
+      </w:r>
+      <w:proofErr w:type="spellStart"/>
+      <w:r>
+        <w:t>subnet_id</w:t>
+      </w:r>
+      <w:proofErr w:type="spellEnd"/>
+      <w:r>
+        <w:t xml:space="preserve">     = aws_subnet.pub_sub.id</w:t>
+      </w:r>
+    </w:p>
+    <w:p/>
+    <w:p>
+      <w:r>
+        <w:t xml:space="preserve">  tags = {</w:t>
+      </w:r>
+    </w:p>
+    <w:p>
+      <w:r>
+        <w:t xml:space="preserve">    Name = "</w:t>
+      </w:r>
+      <w:proofErr w:type="spellStart"/>
+      <w:r>
+        <w:t>gw</w:t>
+      </w:r>
+      <w:proofErr w:type="spellEnd"/>
+      <w:r>
+        <w:t xml:space="preserve"> NAT"</w:t>
+      </w:r>
+    </w:p>
+    <w:p>
+      <w:r>
+        <w:t xml:space="preserve">  }</w:t>
+      </w:r>
+    </w:p>
+    <w:p>
+      <w:r>
+        <w:t>}</w:t>
+      </w:r>
+    </w:p>
+    <w:p>
+      <w:r>
+        <w:t>resource "</w:t>
+      </w:r>
+      <w:proofErr w:type="spellStart"/>
+      <w:r>
+        <w:t>aws_route_table</w:t>
+      </w:r>
+      <w:proofErr w:type="spellEnd"/>
+      <w:r>
+        <w:t>" "</w:t>
+      </w:r>
+      <w:proofErr w:type="spellStart"/>
+      <w:r>
+        <w:t>tfprirt</w:t>
+      </w:r>
+      <w:proofErr w:type="spellEnd"/>
+      <w:r>
+        <w:t>" {</w:t>
+      </w:r>
+    </w:p>
+    <w:p>
+      <w:r>
+        <w:t xml:space="preserve">  </w:t>
+      </w:r>
+      <w:proofErr w:type="spellStart"/>
+      <w:r>
+        <w:t>vpc_id</w:t>
+      </w:r>
+      <w:proofErr w:type="spellEnd"/>
+      <w:r>
+        <w:t xml:space="preserve"> = aws_vpc.myvpc.id</w:t>
+      </w:r>
+    </w:p>
+    <w:p/>
+    <w:p>
+      <w:r>
+        <w:t xml:space="preserve">  route {</w:t>
+      </w:r>
+    </w:p>
+    <w:p>
+      <w:r>
+        <w:t xml:space="preserve">    </w:t>
+      </w:r>
+      <w:proofErr w:type="spellStart"/>
+      <w:r>
+        <w:t>cidr_block</w:t>
+      </w:r>
+      <w:proofErr w:type="spellEnd"/>
+      <w:r>
+        <w:t xml:space="preserve"> = "0.0.0.0/0"</w:t>
+      </w:r>
+    </w:p>
+    <w:p>
+      <w:r>
+        <w:t xml:space="preserve">    </w:t>
+      </w:r>
+      <w:proofErr w:type="spellStart"/>
+      <w:r>
+        <w:t>gateway_id</w:t>
+      </w:r>
+      <w:proofErr w:type="spellEnd"/>
+      <w:r>
+        <w:t xml:space="preserve"> = aws_nat_gateway.tfnat.id</w:t>
+      </w:r>
+    </w:p>
+    <w:p>
+      <w:r>
+        <w:t xml:space="preserve">  }</w:t>
+      </w:r>
+    </w:p>
+    <w:p/>
+    <w:p>
+      <w:r>
+        <w:t xml:space="preserve">  tags = {</w:t>
+      </w:r>
+    </w:p>
+    <w:p>
+      <w:r>
+        <w:t xml:space="preserve">    Name = "</w:t>
+      </w:r>
+      <w:proofErr w:type="spellStart"/>
+      <w:r>
+        <w:t>tfprivateroute</w:t>
+      </w:r>
+      <w:proofErr w:type="spellEnd"/>
+      <w:r>
+        <w:t>"</w:t>
+      </w:r>
+    </w:p>
+    <w:p>
+      <w:r>
+        <w:t xml:space="preserve">  }</w:t>
+      </w:r>
+    </w:p>
+    <w:p>
+      <w:r>
+        <w:t>}</w:t>
+      </w:r>
+    </w:p>
+    <w:p/>
+    <w:p>
+      <w:r>
+        <w:t>resource "</w:t>
+      </w:r>
+      <w:proofErr w:type="spellStart"/>
+      <w:r>
+        <w:t>aws_route_table_association</w:t>
+      </w:r>
+      <w:proofErr w:type="spellEnd"/>
+      <w:r>
+        <w:t>" "prisn3" {</w:t>
+      </w:r>
+    </w:p>
+    <w:p>
+      <w:r>
+        <w:t xml:space="preserve">  </w:t>
+      </w:r>
+      <w:proofErr w:type="spellStart"/>
+      <w:r>
+        <w:t>subnet_id</w:t>
+      </w:r>
+      <w:proofErr w:type="spellEnd"/>
+      <w:r>
+        <w:t xml:space="preserve">      = aws_subnet.prisub.id</w:t>
+      </w:r>
+    </w:p>
+    <w:p>
+      <w:r>
+        <w:t xml:space="preserve">  </w:t>
+      </w:r>
+      <w:proofErr w:type="spellStart"/>
+      <w:r>
+        <w:t>route_table_id</w:t>
+      </w:r>
+      <w:proofErr w:type="spellEnd"/>
+      <w:r>
+        <w:t xml:space="preserve"> = aws_route_table.tfprirt.id</w:t>
+      </w:r>
+    </w:p>
+    <w:p>
+      <w:r>
+        <w:t>}</w:t>
+      </w:r>
+    </w:p>
+    <w:p>
+      <w:r>
+        <w:t>resource "</w:t>
+      </w:r>
+      <w:proofErr w:type="spellStart"/>
+      <w:r>
+        <w:t>aws_route_table_association</w:t>
+      </w:r>
+      <w:proofErr w:type="spellEnd"/>
+      <w:r>
+        <w:t>" "prisn4" {</w:t>
+      </w:r>
+    </w:p>
+    <w:p>
+      <w:r>
+        <w:t xml:space="preserve">  </w:t>
+      </w:r>
+      <w:proofErr w:type="spellStart"/>
+      <w:r>
+        <w:t>subnet_id</w:t>
+      </w:r>
+      <w:proofErr w:type="spellEnd"/>
+      <w:r>
+        <w:t xml:space="preserve">      = aws_subnet.pri_sub.id</w:t>
+      </w:r>
+    </w:p>
+    <w:p>
+      <w:r>
+        <w:t xml:space="preserve">  </w:t>
+      </w:r>
+      <w:proofErr w:type="spellStart"/>
+      <w:r>
+        <w:t>route_table_id</w:t>
+      </w:r>
+      <w:proofErr w:type="spellEnd"/>
+      <w:r>
+        <w:t xml:space="preserve"> = aws_route_table.tfprirt.id</w:t>
+      </w:r>
+    </w:p>
+    <w:p>
+      <w:r>
+        <w:t>}</w:t>
+      </w:r>
+    </w:p>
+    <w:p>
+      <w:r>
+        <w:t>resource "</w:t>
+      </w:r>
+      <w:proofErr w:type="spellStart"/>
+      <w:r>
+        <w:t>aws_security_group</w:t>
+      </w:r>
+      <w:proofErr w:type="spellEnd"/>
+      <w:r>
+        <w:t>" "</w:t>
+      </w:r>
+      <w:proofErr w:type="spellStart"/>
+      <w:r>
+        <w:t>allow_tfsg</w:t>
+      </w:r>
+      <w:proofErr w:type="spellEnd"/>
+      <w:r>
+        <w:t>" {</w:t>
+      </w:r>
+    </w:p>
+    <w:p>
+      <w:r>
+        <w:t xml:space="preserve">  name        = "</w:t>
+      </w:r>
+      <w:proofErr w:type="spellStart"/>
+      <w:r>
+        <w:t>allow_tfsg</w:t>
+      </w:r>
+      <w:proofErr w:type="spellEnd"/>
+      <w:r>
+        <w:t>"</w:t>
+      </w:r>
+    </w:p>
+    <w:p>
+      <w:r>
+        <w:t xml:space="preserve">  description = "Allow TLS inbound traffic"</w:t>
+      </w:r>
+    </w:p>
+    <w:p>
+      <w:r>
+        <w:t xml:space="preserve">  </w:t>
+      </w:r>
+      <w:proofErr w:type="spellStart"/>
+      <w:r>
+        <w:t>vpc_id</w:t>
+      </w:r>
+      <w:proofErr w:type="spellEnd"/>
+      <w:r>
+        <w:t xml:space="preserve">      = aws_vpc.myvpc.id</w:t>
+      </w:r>
+    </w:p>
+    <w:p/>
+    <w:p>
+      <w:r>
+        <w:t xml:space="preserve">  ingress {</w:t>
+      </w:r>
+    </w:p>
+    <w:p>
+      <w:r>
+        <w:t xml:space="preserve">    description      = "HTTPS "</w:t>
+      </w:r>
+    </w:p>
+    <w:p>
+      <w:r>
+        <w:t xml:space="preserve">    </w:t>
+      </w:r>
+      <w:proofErr w:type="spellStart"/>
+      <w:r>
+        <w:t>from_port</w:t>
+      </w:r>
+      <w:proofErr w:type="spellEnd"/>
+      <w:r>
+        <w:t xml:space="preserve">        = 443</w:t>
+      </w:r>
+    </w:p>
+    <w:p>
+      <w:r>
+        <w:t xml:space="preserve">    </w:t>
+      </w:r>
+      <w:proofErr w:type="spellStart"/>
+      <w:r>
+        <w:t>to_port</w:t>
+      </w:r>
+      <w:proofErr w:type="spellEnd"/>
+      <w:r>
+        <w:t xml:space="preserve">          = 443</w:t>
+      </w:r>
+    </w:p>
+    <w:p>
+      <w:r>
+        <w:lastRenderedPageBreak/>
+        <w:t xml:space="preserve">    protocol         = "</w:t>
+      </w:r>
+      <w:proofErr w:type="spellStart"/>
+      <w:r>
+        <w:t>tcp</w:t>
+      </w:r>
+      <w:proofErr w:type="spellEnd"/>
+      <w:r>
+        <w:t>"</w:t>
+      </w:r>
+    </w:p>
+    <w:p>
+      <w:r>
+        <w:t xml:space="preserve">    </w:t>
+      </w:r>
+      <w:proofErr w:type="spellStart"/>
+      <w:r>
+        <w:t>cidr_blocks</w:t>
+      </w:r>
+      <w:proofErr w:type="spellEnd"/>
+      <w:r>
+        <w:t xml:space="preserve">      = ["0.0.0.0/0"]</w:t>
+      </w:r>
+    </w:p>
+    <w:p>
+      <w:r>
+        <w:t xml:space="preserve">  }</w:t>
+      </w:r>
+    </w:p>
+    <w:p>
+      <w:r>
+        <w:t xml:space="preserve">   ingress {</w:t>
+      </w:r>
+    </w:p>
+    <w:p>
+      <w:r>
+        <w:t xml:space="preserve">    description      = "HTTP "</w:t>
+      </w:r>
+    </w:p>
+    <w:p>
+      <w:r>
+        <w:t xml:space="preserve">    </w:t>
+      </w:r>
+      <w:proofErr w:type="spellStart"/>
+      <w:r>
+        <w:t>from_port</w:t>
+      </w:r>
+      <w:proofErr w:type="spellEnd"/>
+      <w:r>
+        <w:t xml:space="preserve">        = 80</w:t>
+      </w:r>
+    </w:p>
+    <w:p>
+      <w:r>
+        <w:t xml:space="preserve">    </w:t>
+      </w:r>
+      <w:proofErr w:type="spellStart"/>
+      <w:r>
+        <w:t>to_port</w:t>
+      </w:r>
+      <w:proofErr w:type="spellEnd"/>
+      <w:r>
+        <w:t xml:space="preserve">          = 80</w:t>
+      </w:r>
+    </w:p>
+    <w:p>
+      <w:r>
+        <w:t xml:space="preserve">    protocol         = "</w:t>
+      </w:r>
+      <w:proofErr w:type="spellStart"/>
+      <w:r>
+        <w:t>tcp</w:t>
+      </w:r>
+      <w:proofErr w:type="spellEnd"/>
+      <w:r>
+        <w:t>"</w:t>
+      </w:r>
+    </w:p>
+    <w:p>
+      <w:r>
+        <w:t xml:space="preserve">    </w:t>
+      </w:r>
+      <w:proofErr w:type="spellStart"/>
+      <w:r>
+        <w:t>cidr_blocks</w:t>
+      </w:r>
+      <w:proofErr w:type="spellEnd"/>
+      <w:r>
+        <w:t xml:space="preserve">      = ["0.0.0.0/0"]</w:t>
+      </w:r>
+    </w:p>
+    <w:p>
+      <w:r>
+        <w:t xml:space="preserve">  }</w:t>
+      </w:r>
+    </w:p>
+    <w:p>
+      <w:r>
+        <w:t xml:space="preserve">   ingress {</w:t>
+      </w:r>
+    </w:p>
+    <w:p>
+      <w:r>
+        <w:t xml:space="preserve">    description      = "SSH"</w:t>
+      </w:r>
+    </w:p>
+    <w:p>
+      <w:r>
+        <w:t xml:space="preserve">    </w:t>
+      </w:r>
+      <w:proofErr w:type="spellStart"/>
+      <w:r>
+        <w:t>from_port</w:t>
+      </w:r>
+      <w:proofErr w:type="spellEnd"/>
+      <w:r>
+        <w:t xml:space="preserve">        = 22</w:t>
+      </w:r>
+    </w:p>
+    <w:p>
+      <w:r>
+        <w:t xml:space="preserve">    </w:t>
+      </w:r>
+      <w:proofErr w:type="spellStart"/>
+      <w:r>
+        <w:t>to_port</w:t>
+      </w:r>
+      <w:proofErr w:type="spellEnd"/>
+      <w:r>
+        <w:t xml:space="preserve">          = 22</w:t>
+      </w:r>
+    </w:p>
+    <w:p>
+      <w:r>
+        <w:t xml:space="preserve">    protocol         = "</w:t>
+      </w:r>
+      <w:proofErr w:type="spellStart"/>
+      <w:r>
+        <w:t>tcp</w:t>
+      </w:r>
+      <w:proofErr w:type="spellEnd"/>
+      <w:r>
+        <w:t>"</w:t>
+      </w:r>
+    </w:p>
+    <w:p>
+      <w:r>
+        <w:t xml:space="preserve">    </w:t>
+      </w:r>
+      <w:proofErr w:type="spellStart"/>
+      <w:r>
+        <w:t>cidr_blocks</w:t>
+      </w:r>
+      <w:proofErr w:type="spellEnd"/>
+      <w:r>
+        <w:t xml:space="preserve">      = ["0.0.0.0/0"]</w:t>
+      </w:r>
+    </w:p>
+    <w:p>
+      <w:r>
+        <w:t xml:space="preserve">  }</w:t>
+      </w:r>
+    </w:p>
+    <w:p/>
+    <w:p>
+      <w:r>
+        <w:t xml:space="preserve">  egress {</w:t>
+      </w:r>
+    </w:p>
+    <w:p>
+      <w:r>
+        <w:t xml:space="preserve">    </w:t>
+      </w:r>
+      <w:proofErr w:type="spellStart"/>
+      <w:r>
+        <w:t>from_port</w:t>
+      </w:r>
+      <w:proofErr w:type="spellEnd"/>
+      <w:r>
+        <w:t xml:space="preserve">        = 0</w:t>
+      </w:r>
+    </w:p>
+    <w:p>
+      <w:r>
+        <w:t xml:space="preserve">    </w:t>
+      </w:r>
+      <w:proofErr w:type="spellStart"/>
+      <w:r>
+        <w:t>to_port</w:t>
+      </w:r>
+      <w:proofErr w:type="spellEnd"/>
+      <w:r>
+        <w:t xml:space="preserve">          = 0</w:t>
+      </w:r>
+    </w:p>
+    <w:p>
+      <w:r>
+        <w:t xml:space="preserve">    protocol         = "-1"</w:t>
+      </w:r>
+    </w:p>
+    <w:p>
+      <w:r>
+        <w:t xml:space="preserve">    </w:t>
+      </w:r>
+      <w:proofErr w:type="spellStart"/>
+      <w:r>
+        <w:t>cidr_blocks</w:t>
+      </w:r>
+      <w:proofErr w:type="spellEnd"/>
+      <w:r>
+        <w:t xml:space="preserve">      = ["0.0.0.0/0"]</w:t>
+      </w:r>
+    </w:p>
+    <w:p>
+      <w:r>
+        <w:t xml:space="preserve">  }</w:t>
+      </w:r>
+    </w:p>
+    <w:p/>
+    <w:p>
+      <w:r>
+        <w:t xml:space="preserve">  tags = {</w:t>
+      </w:r>
+    </w:p>
+    <w:p>
+      <w:r>
+        <w:t xml:space="preserve">    Name = "</w:t>
+      </w:r>
+      <w:proofErr w:type="spellStart"/>
+      <w:r>
+        <w:t>TfsecurityGroup</w:t>
+      </w:r>
+      <w:proofErr w:type="spellEnd"/>
+      <w:r>
+        <w:t>"</w:t>
+      </w:r>
+    </w:p>
+    <w:p>
+      <w:r>
+        <w:t xml:space="preserve">  }</w:t>
+      </w:r>
+    </w:p>
+    <w:p>
+      <w:r>
+        <w:lastRenderedPageBreak/>
+        <w:t>}</w:t>
+      </w:r>
+    </w:p>
+    <w:p>
+      <w:r>
+        <w:t>resource "</w:t>
+      </w:r>
+      <w:proofErr w:type="spellStart"/>
+      <w:r>
+        <w:t>aws_instance</w:t>
+      </w:r>
+      <w:proofErr w:type="spellEnd"/>
+      <w:r>
+        <w:t>" "</w:t>
+      </w:r>
+      <w:proofErr w:type="spellStart"/>
+      <w:r>
+        <w:t>pub_ins</w:t>
+      </w:r>
+      <w:proofErr w:type="spellEnd"/>
+      <w:r>
+        <w:t>" {</w:t>
+      </w:r>
+    </w:p>
+    <w:p>
+      <w:r>
+        <w:t xml:space="preserve">  </w:t>
+      </w:r>
+      <w:proofErr w:type="spellStart"/>
+      <w:r>
+        <w:t>ami</w:t>
+      </w:r>
+      <w:proofErr w:type="spellEnd"/>
+      <w:r>
+        <w:t xml:space="preserve">                          = "ami-0fc5d935ebf8bc3bc"</w:t>
+      </w:r>
+    </w:p>
+    <w:p>
+      <w:r>
+        <w:t xml:space="preserve">  </w:t>
+      </w:r>
+      <w:proofErr w:type="spellStart"/>
+      <w:r>
+        <w:t>instance_type</w:t>
+      </w:r>
+      <w:proofErr w:type="spellEnd"/>
+      <w:r>
+        <w:t xml:space="preserve">                = "t</w:t>
+      </w:r>
+      <w:proofErr w:type="gramStart"/>
+      <w:r>
+        <w:t>2.micro</w:t>
+      </w:r>
+      <w:proofErr w:type="gramEnd"/>
+      <w:r>
+        <w:t>"</w:t>
+      </w:r>
+    </w:p>
+    <w:p>
+      <w:r>
+        <w:t xml:space="preserve">  </w:t>
+      </w:r>
+      <w:proofErr w:type="spellStart"/>
+      <w:r>
+        <w:t>subnet_id</w:t>
+      </w:r>
+      <w:proofErr w:type="spellEnd"/>
+      <w:r>
+        <w:t xml:space="preserve">                    = aws_subnet.pub_sub.id</w:t>
+      </w:r>
+    </w:p>
+    <w:p>
+      <w:r>
+        <w:t xml:space="preserve">  </w:t>
+      </w:r>
+      <w:proofErr w:type="spellStart"/>
+      <w:r>
+        <w:t>vpc_security_group_ids</w:t>
+      </w:r>
+      <w:proofErr w:type="spellEnd"/>
+      <w:r>
+        <w:t xml:space="preserve">        = [aws_security_group.allow_tfsg.id]</w:t>
+      </w:r>
+    </w:p>
+    <w:p>
+      <w:r>
+        <w:t xml:space="preserve"> </w:t>
+      </w:r>
+      <w:proofErr w:type="spellStart"/>
+      <w:r>
+        <w:t>key_name</w:t>
+      </w:r>
+      <w:proofErr w:type="spellEnd"/>
+      <w:r>
+        <w:t xml:space="preserve">                      = "David"</w:t>
+      </w:r>
+    </w:p>
+    <w:p>
+      <w:r>
+        <w:t xml:space="preserve"> </w:t>
+      </w:r>
+      <w:proofErr w:type="spellStart"/>
+      <w:r>
+        <w:t>associate_public_ip_address</w:t>
+      </w:r>
+      <w:proofErr w:type="spellEnd"/>
+      <w:r>
+        <w:t xml:space="preserve">   </w:t>
+      </w:r>
+      <w:proofErr w:type="gramStart"/>
+      <w:r>
+        <w:t>=  "</w:t>
+      </w:r>
+      <w:proofErr w:type="gramEnd"/>
+      <w:r>
+        <w:t>true"</w:t>
+      </w:r>
+    </w:p>
+    <w:p>
+      <w:r>
+        <w:t>}</w:t>
+      </w:r>
+    </w:p>
+    <w:p>
+      <w:r>
+        <w:t>resource "</w:t>
+      </w:r>
+      <w:proofErr w:type="spellStart"/>
+      <w:r>
+        <w:t>aws_instance</w:t>
+      </w:r>
+      <w:proofErr w:type="spellEnd"/>
+      <w:r>
+        <w:t>" "</w:t>
+      </w:r>
+      <w:proofErr w:type="spellStart"/>
+      <w:r>
+        <w:t>pri_ins</w:t>
+      </w:r>
+      <w:proofErr w:type="spellEnd"/>
+      <w:r>
+        <w:t>" {</w:t>
+      </w:r>
+    </w:p>
+    <w:p>
+      <w:r>
+        <w:t xml:space="preserve">  </w:t>
+      </w:r>
+      <w:proofErr w:type="spellStart"/>
+      <w:r>
+        <w:t>ami</w:t>
+      </w:r>
+      <w:proofErr w:type="spellEnd"/>
+      <w:r>
+        <w:t xml:space="preserve">                          = "ami-0fc5d935ebf8bc3bc"</w:t>
+      </w:r>
+    </w:p>
+    <w:p>
+      <w:r>
+        <w:t xml:space="preserve">  </w:t>
+      </w:r>
+      <w:proofErr w:type="spellStart"/>
+      <w:r>
+        <w:t>instance_type</w:t>
+      </w:r>
+      <w:proofErr w:type="spellEnd"/>
+      <w:r>
+        <w:t xml:space="preserve">                = "t</w:t>
+      </w:r>
+      <w:proofErr w:type="gramStart"/>
+      <w:r>
+        <w:t>2.micro</w:t>
+      </w:r>
+      <w:proofErr w:type="gramEnd"/>
+      <w:r>
+        <w:t>"</w:t>
+      </w:r>
+    </w:p>
+    <w:p>
+      <w:r>
+        <w:t xml:space="preserve">  </w:t>
+      </w:r>
+      <w:proofErr w:type="spellStart"/>
+      <w:r>
+        <w:t>subnet_id</w:t>
+      </w:r>
+      <w:proofErr w:type="spellEnd"/>
+      <w:r>
+        <w:t xml:space="preserve">                    </w:t>
+      </w:r>
+      <w:proofErr w:type="gramStart"/>
+      <w:r>
+        <w:t>=  aws_subnet.prisub.id</w:t>
+      </w:r>
+      <w:proofErr w:type="gramEnd"/>
+    </w:p>
+    <w:p>
+      <w:r>
+        <w:t xml:space="preserve">  </w:t>
+      </w:r>
+      <w:proofErr w:type="spellStart"/>
+      <w:r>
+        <w:t>vpc_security_group_ids</w:t>
+      </w:r>
+      <w:proofErr w:type="spellEnd"/>
+      <w:r>
+        <w:t xml:space="preserve">        = [aws_security_group.allow_tfsg.id]</w:t>
+      </w:r>
+    </w:p>
+    <w:p>
+      <w:r>
+        <w:t xml:space="preserve">  </w:t>
+      </w:r>
+      <w:proofErr w:type="spellStart"/>
+      <w:r>
+        <w:t>key_name</w:t>
+      </w:r>
+      <w:proofErr w:type="spellEnd"/>
+      <w:r>
+        <w:t xml:space="preserve">                     = "David"</w:t>
+      </w:r>
+    </w:p>
+    <w:p>
+      <w:r>
+        <w:t>}</w:t>
+      </w:r>
+      <w:r>
+        <w:br/>
+      </w:r>
+      <w:r>
+        <w:br/>
+      </w:r>
+      <w:r>
+        <w:br/>
+      </w:r>
+      <w:r>
+        <w:t xml:space="preserve">#terraform </w:t>
+      </w:r>
+      <w:proofErr w:type="spellStart"/>
+      <w:r>
+        <w:t>init</w:t>
+      </w:r>
+      <w:proofErr w:type="spellEnd"/>
+      <w:r>
+        <w:t xml:space="preserve"> </w:t>
+      </w:r>
+    </w:p>
+    <w:p>
+      <w:r>
+        <w:t>#</w:t>
+      </w:r>
+      <w:proofErr w:type="gramStart"/>
+      <w:r>
+        <w:t>terraform</w:t>
+      </w:r>
+      <w:proofErr w:type="gramEnd"/>
+      <w:r>
+        <w:t xml:space="preserve"> validate</w:t>
+      </w:r>
+    </w:p>
+    <w:p>
+      <w:r>
+        <w:t>#</w:t>
+      </w:r>
+      <w:proofErr w:type="gramStart"/>
+      <w:r>
+        <w:t>terraform</w:t>
+      </w:r>
+      <w:proofErr w:type="gramEnd"/>
+      <w:r>
+        <w:t xml:space="preserve"> plan</w:t>
+      </w:r>
+    </w:p>
+    <w:p>
+      <w:r>
+        <w:t>#</w:t>
+      </w:r>
+      <w:proofErr w:type="gramStart"/>
+      <w:r>
+        <w:t>terraform</w:t>
+      </w:r>
+      <w:proofErr w:type="gramEnd"/>
+      <w:r>
+        <w:t xml:space="preserve"> apply </w:t>
+      </w:r>
+    </w:p>
+    <w:p>
+      <w:r>
+        <w:t>#</w:t>
+      </w:r>
+      <w:proofErr w:type="gramStart"/>
+      <w:r>
+        <w:t>terraform</w:t>
+      </w:r>
+      <w:proofErr w:type="gramEnd"/>
+      <w:r>
+        <w:t xml:space="preserve"> destroy</w:t>
+      </w:r>
+    </w:p>
+    <w:p/>
+    <w:p>
+      <w:r>
+        <w:rPr>
+          <w:noProof/>
+        </w:rPr>
+        <w:lastRenderedPageBreak/>
+        <w:drawing>
+          <wp:inline distT="0" distB="0" distL="0" distR="0" wp14:anchorId="24F37878" wp14:editId="6EDFE11C">
+            <wp:extent cx="5731510" cy="4394200"/>
+            <wp:effectExtent l="0" t="0" r="2540" b="6350"/>
+            <wp:docPr id="460873084" name="Picture 1"/>
+            <wp:cNvGraphicFramePr>
+              <a:graphicFrameLocks xmlns:a="http://schemas.openxmlformats.org/drawingml/2006/main" noChangeAspect="1"/>
+            </wp:cNvGraphicFramePr>
+            <a:graphic xmlns:a="http://schemas.openxmlformats.org/drawingml/2006/main">
+              <a:graphicData uri="http://schemas.openxmlformats.org/drawingml/2006/picture">
+                <pic:pic xmlns:pic="http://schemas.openxmlformats.org/drawingml/2006/picture">
+                  <pic:nvPicPr>
+                    <pic:cNvPr id="0" name="Picture 1"/>
+                    <pic:cNvPicPr>
+                      <a:picLocks noChangeAspect="1" noChangeArrowheads="1"/>
+                    </pic:cNvPicPr>
+                  </pic:nvPicPr>
+                  <pic:blipFill>
+                    <a:blip r:embed="rId6">
+                      <a:extLst>
+                        <a:ext uri="{28A0092B-C50C-407E-A947-70E740481C1C}">
+                          <a14:useLocalDpi xmlns:a14="http://schemas.microsoft.com/office/drawing/2010/main" val="0"/>
+                        </a:ext>
+                      </a:extLst>
+                    </a:blip>
+                    <a:srcRect/>
+                    <a:stretch>
+                      <a:fillRect/>
+                    </a:stretch>
+                  </pic:blipFill>
+                  <pic:spPr bwMode="auto">
+                    <a:xfrm>
+                      <a:off x="0" y="0"/>
+                      <a:ext cx="5731510" cy="4394200"/>
+                    </a:xfrm>
+                    <a:prstGeom prst="rect">
+                      <a:avLst/>
+                    </a:prstGeom>
+                    <a:noFill/>
+                    <a:ln>
+                      <a:noFill/>
+                    </a:ln>
                   </pic:spPr>
                 </pic:pic>
               </a:graphicData>
